--- a/trip/zhoushan/zhoushan_en.docx
+++ b/trip/zhoushan/zhoushan_en.docx
@@ -127,12 +127,12 @@
     </w:p>
     <w:p>
       <w:pPr>
-        <w:spacing w:after="60" w:lineRule="auto" w:line="300"/>
+        <w:spacing w:after="80" w:lineRule="auto" w:line="300"/>
       </w:pPr>
       <w:r>
         <w:rPr>
           <w:rFonts w:ascii="Helvetica Neue" w:hAnsi="Helvetica Neue" w:eastAsia="PingFang SC"/>
-          <w:b w:val="0"/>
+          <w:b/>
           <w:sz w:val="21"/>
         </w:rPr>
         <w:t>Dinner: Business district near the hotel (Donggang)</w:t>
@@ -154,12 +154,12 @@
     </w:p>
     <w:p>
       <w:pPr>
-        <w:spacing w:after="60" w:lineRule="auto" w:line="300"/>
+        <w:spacing w:after="80" w:lineRule="auto" w:line="300"/>
       </w:pPr>
       <w:r>
         <w:rPr>
           <w:rFonts w:ascii="Helvetica Neue" w:hAnsi="Helvetica Neue" w:eastAsia="PingFang SC"/>
-          <w:b w:val="0"/>
+          <w:b/>
           <w:sz w:val="21"/>
         </w:rPr>
         <w:t>Lunch: At the hotel or nearby (only go out specifically if the weather is cool)</w:t>
@@ -167,12 +167,12 @@
     </w:p>
     <w:p>
       <w:pPr>
-        <w:spacing w:after="60" w:lineRule="auto" w:line="300"/>
+        <w:spacing w:after="80" w:lineRule="auto" w:line="300"/>
       </w:pPr>
       <w:r>
         <w:rPr>
           <w:rFonts w:ascii="Helvetica Neue" w:hAnsi="Helvetica Neue" w:eastAsia="PingFang SC"/>
-          <w:b w:val="0"/>
+          <w:b/>
           <w:sz w:val="21"/>
         </w:rPr>
         <w:t>Dinner: Near whichever sight you visit (pick on the spot)</w:t>
@@ -207,12 +207,12 @@
     </w:p>
     <w:p>
       <w:pPr>
-        <w:spacing w:after="60" w:lineRule="auto" w:line="300"/>
+        <w:spacing w:after="80" w:lineRule="auto" w:line="300"/>
       </w:pPr>
       <w:r>
         <w:rPr>
           <w:rFonts w:ascii="Helvetica Neue" w:hAnsi="Helvetica Neue" w:eastAsia="PingFang SC"/>
-          <w:b w:val="0"/>
+          <w:b/>
           <w:sz w:val="21"/>
         </w:rPr>
         <w:t>Lunch: At the hotel or nearby (only go out specifically if the weather is cool)</w:t>
@@ -220,12 +220,12 @@
     </w:p>
     <w:p>
       <w:pPr>
-        <w:spacing w:after="60" w:lineRule="auto" w:line="300"/>
+        <w:spacing w:after="80" w:lineRule="auto" w:line="300"/>
       </w:pPr>
       <w:r>
         <w:rPr>
           <w:rFonts w:ascii="Helvetica Neue" w:hAnsi="Helvetica Neue" w:eastAsia="PingFang SC"/>
-          <w:b w:val="0"/>
+          <w:b/>
           <w:sz w:val="21"/>
         </w:rPr>
         <w:t>Dinner: Near whichever sight you visit (pick on the spot)</w:t>
@@ -274,12 +274,12 @@
     </w:p>
     <w:p>
       <w:pPr>
-        <w:spacing w:after="60" w:lineRule="auto" w:line="300"/>
+        <w:spacing w:after="80" w:lineRule="auto" w:line="300"/>
       </w:pPr>
       <w:r>
         <w:rPr>
           <w:rFonts w:ascii="Helvetica Neue" w:hAnsi="Helvetica Neue" w:eastAsia="PingFang SC"/>
-          <w:b w:val="0"/>
+          <w:b/>
           <w:sz w:val="21"/>
         </w:rPr>
         <w:t>Lunch: Zhoushan main island (find somewhere along the route after leaving the hotel)</w:t>
